--- a/Documents/Vijay-Dairy-Architecture.docx
+++ b/Documents/Vijay-Dairy-Architecture.docx
@@ -40,7 +40,7 @@
           <w:iCs/>
           <w:color w:val="64748B"/>
         </w:rPr>
-        <w:t xml:space="preserve">Version 1.0 · Architecture Reference</w:t>
+        <w:t xml:space="preserve">Version 2.0 · Architecture Reference</w:t>
       </w:r>
     </w:p>
     <w:p>
@@ -83,7 +83,7 @@
         <w:spacing w:after="60"/>
       </w:pPr>
       <w:r>
-        <w:t xml:space="preserve">Backend: ASP.NET Core Web API (.NET 10), layered into 6 projects, MediatR CQRS, raw ADO.NET (no ORM).</w:t>
+        <w:t xml:space="preserve">Backend: Node.js + Express (TypeScript) REST API, layered into routes, services and repositories; raw SQL through the pg driver (no ORM).</w:t>
       </w:r>
     </w:p>
     <w:p>
@@ -96,7 +96,7 @@
         <w:spacing w:after="60"/>
       </w:pPr>
       <w:r>
-        <w:t xml:space="preserve">Database: PostgreSQL.</w:t>
+        <w:t xml:space="preserve">Database: Supabase (hosted PostgreSQL). The API is the only client; row-level security is enabled so Supabase’s public API keys cannot read the tables.</w:t>
       </w:r>
     </w:p>
     <w:p>
@@ -113,53 +113,32 @@
         <w:spacing w:after="120"/>
       </w:pPr>
       <w:r>
-        <w:t xml:space="preserve">The diagram below shows the full request path from the browser down to PostgreSQL, and the internal layering of both the frontend and backend.</w:t>
-      </w:r>
-    </w:p>
-    <w:p>
-      <w:pPr>
-        <w:spacing w:after="200" w:before="200"/>
-        <w:jc w:val="center"/>
-      </w:pPr>
-      <w:r>
-        <w:drawing>
-          <wp:inline distT="0" distB="0" distL="0" distR="0">
-            <wp:extent cx="5905500" cy="4467225"/>
-            <wp:effectExtent t="0" r="0" b="0" l="0"/>
-            <wp:docPr id="1" name="" descr="" title=""/>
-            <wp:cNvGraphicFramePr>
-              <a:graphicFrameLocks xmlns:a="http://schemas.openxmlformats.org/drawingml/2006/main" noChangeAspect="1"/>
-            </wp:cNvGraphicFramePr>
-            <a:graphic xmlns:a="http://schemas.openxmlformats.org/drawingml/2006/main">
-              <a:graphicData uri="http://schemas.openxmlformats.org/drawingml/2006/picture">
-                <pic:pic xmlns:pic="http://schemas.openxmlformats.org/drawingml/2006/picture">
-                  <pic:nvPicPr>
-                    <pic:cNvPr id="0" name="" descr=""/>
-                    <pic:cNvPicPr>
-                      <a:picLocks noChangeAspect="1" noChangeArrowheads="1"/>
-                    </pic:cNvPicPr>
-                  </pic:nvPicPr>
-                  <pic:blipFill>
-                    <a:blip r:embed="rId7" cstate="none"/>
-                    <a:srcRect/>
-                    <a:stretch>
-                      <a:fillRect/>
-                    </a:stretch>
-                  </pic:blipFill>
-                  <pic:spPr bwMode="auto">
-                    <a:xfrm>
-                      <a:off x="0" y="0"/>
-                      <a:ext cx="5905500" cy="4467225"/>
-                    </a:xfrm>
-                    <a:prstGeom prst="rect">
-                      <a:avLst/>
-                    </a:prstGeom>
-                  </pic:spPr>
-                </pic:pic>
-              </a:graphicData>
-            </a:graphic>
-          </wp:inline>
-        </w:drawing>
+        <w:t xml:space="preserve">The diagram below shows the full request path from the browser down to the database, and the internal layering of the backend.</w:t>
+      </w:r>
+    </w:p>
+    <w:p>
+      <w:pPr>
+        <w:shd w:fill="F1F5F9" w:color="auto" w:val="clear"/>
+        <w:spacing w:after="160" w:before="40"/>
+      </w:pPr>
+      <w:r>
+        <w:rPr>
+          <w:rFonts w:ascii="Consolas" w:cs="Consolas" w:eastAsia="Consolas" w:hAnsi="Consolas"/>
+          <w:color w:val="0f172a"/>
+          <w:sz w:val="20"/>
+          <w:szCs w:val="20"/>
+        </w:rPr>
+        <w:t xml:space="preserve">Browser  (React + MobX, Vite)
+   |  HTTPS / JSON / Bearer JWT
+   v
+Express API  (Backend/src)
+   middleware    CORS, JSON body, JWT auth, error handler
+   routes        auth, products, invoices, settings, dashboard, public
+   services      line maths, invoice totals, CSV imports, dashboard stats
+   repositories  raw SQL through the pg driver
+   |  Postgres connection (SSL, Supabase pooler)
+   v
+Supabase PostgreSQL  (users, products, invoices, settings, counters)</w:t>
       </w:r>
     </w:p>
     <w:p>
@@ -436,7 +415,7 @@
         <w:spacing w:after="120"/>
       </w:pPr>
       <w:r>
-        <w:t xml:space="preserve">The backend is split into 6 class-library/executable projects, mirroring a CQRS-oriented clean architecture:</w:t>
+        <w:t xml:space="preserve">The backend is a Node.js + Express application written in TypeScript. Code is organised in layers under Backend/src:</w:t>
       </w:r>
     </w:p>
     <w:tbl>
@@ -467,7 +446,7 @@
                 <w:bCs/>
                 <w:color w:val="FFFFFF"/>
               </w:rPr>
-              <w:t xml:space="preserve">Project</w:t>
+              <w:t xml:space="preserve">Location</w:t>
             </w:r>
           </w:p>
         </w:tc>
@@ -495,138 +474,138 @@
                 <w:b w:val="false"/>
                 <w:bCs w:val="false"/>
               </w:rPr>
-              <w:t xml:space="preserve">VijayDairy.Api</w:t>
-            </w:r>
-          </w:p>
-        </w:tc>
-        <w:tc>
-          <w:p>
-            <w:r>
-              <w:rPr>
-                <w:b w:val="false"/>
-                <w:bCs w:val="false"/>
-              </w:rPr>
-              <w:t xml:space="preserve">Controllers (thin — each action just calls IMediator.Send), JWT bearer authentication, Program.cs startup, Middlewares/ErrorHandling.cs (maps exceptions to a ResponseModel + HTTP status), Helpers/ServiceManager.cs (all DI wiring in one place).</w:t>
-            </w:r>
-          </w:p>
-        </w:tc>
-      </w:tr>
-      <w:tr>
-        <w:tc>
-          <w:p>
-            <w:r>
-              <w:rPr>
-                <w:b w:val="false"/>
-                <w:bCs w:val="false"/>
-              </w:rPr>
-              <w:t xml:space="preserve">VijayDairy.Application</w:t>
-            </w:r>
-          </w:p>
-        </w:tc>
-        <w:tc>
-          <w:p>
-            <w:r>
-              <w:rPr>
-                <w:b w:val="false"/>
-                <w:bCs w:val="false"/>
-              </w:rPr>
-              <w:t xml:space="preserve">Managements/&lt;Feature&gt;Management/{Commands,Queries}/&lt;Action&gt;/ — each action is a Command or Query + Handler (+ Validator for commands). Behaviours/RequestValidationBehavior.cs runs FluentValidation as a MediatR pipeline step before the handler executes.</w:t>
-            </w:r>
-          </w:p>
-        </w:tc>
-      </w:tr>
-      <w:tr>
-        <w:tc>
-          <w:p>
-            <w:r>
-              <w:rPr>
-                <w:b w:val="false"/>
-                <w:bCs w:val="false"/>
-              </w:rPr>
-              <w:t xml:space="preserve">VijayDairy.Domain</w:t>
-            </w:r>
-          </w:p>
-        </w:tc>
-        <w:tc>
-          <w:p>
-            <w:r>
-              <w:rPr>
-                <w:b w:val="false"/>
-                <w:bCs w:val="false"/>
-              </w:rPr>
-              <w:t xml:space="preserve">Entities (Product, Invoice, User, BusinessSettings), Models/*VM.cs (view models returned to the client), Models/Common/ResponseModel.cs (the {error, statusCode, messageId, messageText, data} envelope).</w:t>
-            </w:r>
-          </w:p>
-        </w:tc>
-      </w:tr>
-      <w:tr>
-        <w:tc>
-          <w:p>
-            <w:r>
-              <w:rPr>
-                <w:b w:val="false"/>
-                <w:bCs w:val="false"/>
-              </w:rPr>
-              <w:t xml:space="preserve">VijayDairy.Persistence</w:t>
-            </w:r>
-          </w:p>
-        </w:tc>
-        <w:tc>
-          <w:p>
-            <w:r>
-              <w:rPr>
-                <w:b w:val="false"/>
-                <w:bCs w:val="false"/>
-              </w:rPr>
-              <w:t xml:space="preserve">Repository interfaces (IUserRepository, IProductRepository, IInvoiceRepository, ISettingsRepository) and IDbHelper — the contracts the Application layer depends on.</w:t>
-            </w:r>
-          </w:p>
-        </w:tc>
-      </w:tr>
-      <w:tr>
-        <w:tc>
-          <w:p>
-            <w:r>
-              <w:rPr>
-                <w:b w:val="false"/>
-                <w:bCs w:val="false"/>
-              </w:rPr>
-              <w:t xml:space="preserve">VijayDairy.Postgres</w:t>
-            </w:r>
-          </w:p>
-        </w:tc>
-        <w:tc>
-          <w:p>
-            <w:r>
-              <w:rPr>
-                <w:b w:val="false"/>
-                <w:bCs w:val="false"/>
-              </w:rPr>
-              <w:t xml:space="preserve">PostgresHelper: raw ADO.NET over Npgsql (NpgsqlConnection / NpgsqlCommand / IDataReader) — no Entity Framework, no Dapper. Repository implementations map IDataReader rows to entities by hand.</w:t>
-            </w:r>
-          </w:p>
-        </w:tc>
-      </w:tr>
-      <w:tr>
-        <w:tc>
-          <w:p>
-            <w:r>
-              <w:rPr>
-                <w:b w:val="false"/>
-                <w:bCs w:val="false"/>
-              </w:rPr>
-              <w:t xml:space="preserve">VijayDairy.Common</w:t>
-            </w:r>
-          </w:p>
-        </w:tc>
-        <w:tc>
-          <w:p>
-            <w:r>
-              <w:rPr>
-                <w:b w:val="false"/>
-                <w:bCs w:val="false"/>
-              </w:rPr>
-              <w:t xml:space="preserve">Enums (ErrorMessages, SuccessMessages) with [Description] attributes plus a GetEnumDescription() extension, and typed exceptions (NotFoundException, DuplicateResourceException, ValidationException, InvalidEmailOrPasswordException, UnauthorizedException).</w:t>
+              <w:t xml:space="preserve">index.ts, app.ts, config.ts</w:t>
+            </w:r>
+          </w:p>
+        </w:tc>
+        <w:tc>
+          <w:p>
+            <w:r>
+              <w:rPr>
+                <w:b w:val="false"/>
+                <w:bCs w:val="false"/>
+              </w:rPr>
+              <w:t xml:space="preserve">Startup and Express wiring: CORS, JSON body parsing, route mounting, admin-user seeding, and configuration read from environment variables (.env).</w:t>
+            </w:r>
+          </w:p>
+        </w:tc>
+      </w:tr>
+      <w:tr>
+        <w:tc>
+          <w:p>
+            <w:r>
+              <w:rPr>
+                <w:b w:val="false"/>
+                <w:bCs w:val="false"/>
+              </w:rPr>
+              <w:t xml:space="preserve">routes/</w:t>
+            </w:r>
+          </w:p>
+        </w:tc>
+        <w:tc>
+          <w:p>
+            <w:r>
+              <w:rPr>
+                <w:b w:val="false"/>
+                <w:bCs w:val="false"/>
+              </w:rPr>
+              <w:t xml:space="preserve">One file per feature (auth, products, invoices, settings, dashboard, public). Thin handlers: validate the request, call a service or repository, and return the response envelope.</w:t>
+            </w:r>
+          </w:p>
+        </w:tc>
+      </w:tr>
+      <w:tr>
+        <w:tc>
+          <w:p>
+            <w:r>
+              <w:rPr>
+                <w:b w:val="false"/>
+                <w:bCs w:val="false"/>
+              </w:rPr>
+              <w:t xml:space="preserve">middleware/</w:t>
+            </w:r>
+          </w:p>
+        </w:tc>
+        <w:tc>
+          <w:p>
+            <w:r>
+              <w:rPr>
+                <w:b w:val="false"/>
+                <w:bCs w:val="false"/>
+              </w:rPr>
+              <w:t xml:space="preserve">requireAuth (JWT bearer validation), camelizeBody (accepts PascalCase or camelCase request keys), uuidParam, and errorHandler (maps errors to the response envelope and HTTP status).</w:t>
+            </w:r>
+          </w:p>
+        </w:tc>
+      </w:tr>
+      <w:tr>
+        <w:tc>
+          <w:p>
+            <w:r>
+              <w:rPr>
+                <w:b w:val="false"/>
+                <w:bCs w:val="false"/>
+              </w:rPr>
+              <w:t xml:space="preserve">services/</w:t>
+            </w:r>
+          </w:p>
+        </w:tc>
+        <w:tc>
+          <w:p>
+            <w:r>
+              <w:rPr>
+                <w:b w:val="false"/>
+                <w:bCs w:val="false"/>
+              </w:rPr>
+              <w:t xml:space="preserve">Business logic: lineCalculator (invoice line maths), invoiceService (validation and totals), csvParser, importProducts, importStock, and dashboardService.</w:t>
+            </w:r>
+          </w:p>
+        </w:tc>
+      </w:tr>
+      <w:tr>
+        <w:tc>
+          <w:p>
+            <w:r>
+              <w:rPr>
+                <w:b w:val="false"/>
+                <w:bCs w:val="false"/>
+              </w:rPr>
+              <w:t xml:space="preserve">repositories/</w:t>
+            </w:r>
+          </w:p>
+        </w:tc>
+        <w:tc>
+          <w:p>
+            <w:r>
+              <w:rPr>
+                <w:b w:val="false"/>
+                <w:bCs w:val="false"/>
+              </w:rPr>
+              <w:t xml:space="preserve">Raw SQL over the pg driver — no ORM. One repository per table group (users, products, invoices, settings); rows are mapped to typed objects by hand. Invoice creation runs in a single transaction.</w:t>
+            </w:r>
+          </w:p>
+        </w:tc>
+      </w:tr>
+      <w:tr>
+        <w:tc>
+          <w:p>
+            <w:r>
+              <w:rPr>
+                <w:b w:val="false"/>
+                <w:bCs w:val="false"/>
+              </w:rPr>
+              <w:t xml:space="preserve">envelope.ts, errors.ts</w:t>
+            </w:r>
+          </w:p>
+        </w:tc>
+        <w:tc>
+          <w:p>
+            <w:r>
+              <w:rPr>
+                <w:b w:val="false"/>
+                <w:bCs w:val="false"/>
+              </w:rPr>
+              <w:t xml:space="preserve">The { error, statusCode, messageId, messageText, data } envelope helpers, and AppError with the standard message ids (RecordNotFound, NameNotAvailable, InvalidEmailOrPassword, ...).</w:t>
             </w:r>
           </w:p>
         </w:tc>
@@ -651,7 +630,7 @@
         <w:spacing w:after="60"/>
       </w:pPr>
       <w:r>
-        <w:t xml:space="preserve">Controller receives the HTTP request and constructs a Command or Query DTO.</w:t>
+        <w:t xml:space="preserve">Express receives the HTTP request; the JSON body is parsed and its keys normalised to camelCase.</w:t>
       </w:r>
     </w:p>
     <w:p>
@@ -664,7 +643,7 @@
         <w:spacing w:after="60"/>
       </w:pPr>
       <w:r>
-        <w:t xml:space="preserve">IMediator.Send(...) dispatches it through the MediatR pipeline.</w:t>
+        <w:t xml:space="preserve">requireAuth verifies the Bearer JWT (skipped only for /api/auth/login and /api/public/*).</w:t>
       </w:r>
     </w:p>
     <w:p>
@@ -677,7 +656,7 @@
         <w:spacing w:after="60"/>
       </w:pPr>
       <w:r>
-        <w:t xml:space="preserve">RequestValidationBehavior runs the matching FluentValidation validator (if one is registered); a failure throws ValidationException.</w:t>
+        <w:t xml:space="preserve">The route handler validates the input, collecting every failure into one 400 message; a failure throws an AppError.</w:t>
       </w:r>
     </w:p>
     <w:p>
@@ -690,7 +669,7 @@
         <w:spacing w:after="60"/>
       </w:pPr>
       <w:r>
-        <w:t xml:space="preserve">The Handler executes: calls one or more repositories, applies business rules, and returns a ResponseModel&lt;T&gt;.</w:t>
+        <w:t xml:space="preserve">The handler calls services and repositories, applies business rules, and returns the response envelope.</w:t>
       </w:r>
     </w:p>
     <w:p>
@@ -703,7 +682,7 @@
         <w:spacing w:after="60"/>
       </w:pPr>
       <w:r>
-        <w:t xml:space="preserve">Any thrown exception is caught by the ErrorHandling middleware and serialized into the same ResponseModel shape with the matching HTTP status code.</w:t>
+        <w:t xml:space="preserve">Any thrown error is caught by errorHandler and serialised into the same envelope with the matching HTTP status code; unexpected errors become a generic 500.</w:t>
       </w:r>
     </w:p>
     <w:p>
@@ -806,7 +785,7 @@
                 <w:b w:val="false"/>
                 <w:bCs w:val="false"/>
               </w:rPr>
-              <w:t xml:space="preserve">id, name (unique, case-insensitive), unit (LTR/KG/GRAM/PCS), price, stock, low_stock_threshold, created_at</w:t>
+              <w:t xml:space="preserve">id, name (unique, case-insensitive), unit (LTR/KG/PCS), price, stock, low_stock_threshold, created_at</w:t>
             </w:r>
           </w:p>
         </w:tc>
@@ -907,7 +886,7 @@
         <w:spacing w:after="120"/>
       </w:pPr>
       <w:r>
-        <w:t xml:space="preserve">JWT bearer tokens, issued on /api/auth/login. All controllers require authentication by default (global AuthorizeFilter); individual actions opt out with [AllowAnonymous] — used for /api/auth/login and /api/public/invoices/{id}.</w:t>
+        <w:t xml:space="preserve">JWT bearer tokens (HS256, signed with JWT_SECRET), issued on /api/auth/login. Every route requires a valid token except /api/auth/login and /api/public/invoices/{id}. Passwords are hashed with bcrypt.</w:t>
       </w:r>
     </w:p>
     <w:p>
@@ -941,7 +920,7 @@
         <w:spacing w:after="120"/>
       </w:pPr>
       <w:r>
-        <w:t xml:space="preserve">Configured via Cors:AllowedOrigins in appsettings.json; restrict this to the deployed frontend origin(s) in production.</w:t>
+        <w:t xml:space="preserve">Configured via CORS_ORIGINS in Backend/.env (comma-separated); restrict this to the deployed frontend origin(s) in production.</w:t>
       </w:r>
     </w:p>
     <w:p>
@@ -976,7 +955,7 @@
         <w:spacing w:after="60"/>
       </w:pPr>
       <w:r>
-        <w:t xml:space="preserve">AutoMapper — handlers map Entity → VM by hand.</w:t>
+        <w:t xml:space="preserve">AutoMapper — handlers map database rows to response objects by hand.</w:t>
       </w:r>
     </w:p>
     <w:p>
@@ -1002,7 +981,7 @@
         <w:spacing w:after="60"/>
       </w:pPr>
       <w:r>
-        <w:t xml:space="preserve">A dedicated logging project — uses ASP.NET Core’s built-in ILogger.</w:t>
+        <w:t xml:space="preserve">A dedicated logging project — errors are logged to the console.</w:t>
       </w:r>
     </w:p>
     <w:p>
@@ -1028,7 +1007,7 @@
         <w:spacing w:after="60"/>
       </w:pPr>
       <w:r>
-        <w:t xml:space="preserve">JSON casing: responses are camelCase (ASP.NET Core’s default Newtonsoft contract resolver) rather than PascalCase, since that is the natural convention for this TypeScript frontend.</w:t>
+        <w:t xml:space="preserve">JSON casing: responses are camelCase rather than PascalCase, since that is the natural convention for this TypeScript frontend; request bodies accept either.</w:t>
       </w:r>
     </w:p>
     <w:sectPr>
